--- a/#Deliverables/1060 Deliverable Week 6/Week_6_Sprint_Document_JobQuest.docx
+++ b/#Deliverables/1060 Deliverable Week 6/Week_6_Sprint_Document_JobQuest.docx
@@ -1716,6 +1716,7 @@
       <w:pPr>
         <w:rPr>
           <w:rFonts w:ascii="Arial" w:hAnsi="Arial" w:cs="Arial"/>
+          <w:lang w:val="en-CA"/>
         </w:rPr>
       </w:pPr>
     </w:p>
@@ -1739,6 +1740,165 @@
           <w:bCs/>
           <w:lang w:val="en-CA"/>
         </w:rPr>
+        <w:t xml:space="preserve">Epic </w:t>
+      </w:r>
+      <w:r>
+        <w:rPr>
+          <w:rFonts w:ascii="Arial" w:hAnsi="Arial" w:cs="Arial"/>
+          <w:b/>
+          <w:bCs/>
+          <w:lang w:val="en-CA"/>
+        </w:rPr>
+        <w:t>2</w:t>
+      </w:r>
+    </w:p>
+    <w:p>
+      <w:pPr>
+        <w:rPr>
+          <w:rFonts w:ascii="Arial" w:hAnsi="Arial" w:cs="Arial"/>
+          <w:lang w:val="en-CA"/>
+        </w:rPr>
+      </w:pPr>
+      <w:r>
+        <w:rPr>
+          <w:rFonts w:ascii="Arial" w:hAnsi="Arial" w:cs="Arial"/>
+          <w:lang w:val="en-CA"/>
+        </w:rPr>
+        <w:t>Resume Versioning &amp; Suggestion</w:t>
+      </w:r>
+    </w:p>
+    <w:p>
+      <w:pPr>
+        <w:rPr>
+          <w:rFonts w:ascii="Arial" w:hAnsi="Arial" w:cs="Arial"/>
+          <w:lang w:val="en-CA"/>
+        </w:rPr>
+      </w:pPr>
+      <w:r>
+        <w:rPr>
+          <w:rFonts w:ascii="Arial" w:hAnsi="Arial" w:cs="Arial"/>
+          <w:lang w:val="en-CA"/>
+        </w:rPr>
+        <w:t>- Analyzed and confirmed Django project structure.</w:t>
+      </w:r>
+    </w:p>
+    <w:p>
+      <w:pPr>
+        <w:rPr>
+          <w:rFonts w:ascii="Arial" w:hAnsi="Arial" w:cs="Arial"/>
+          <w:lang w:val="en-CA"/>
+        </w:rPr>
+      </w:pPr>
+      <w:r>
+        <w:rPr>
+          <w:rFonts w:ascii="Arial" w:hAnsi="Arial" w:cs="Arial"/>
+          <w:lang w:val="en-CA"/>
+        </w:rPr>
+        <w:t>- Supplemented missing files: README.md, frontend/index.html, tests/test_api.py.</w:t>
+      </w:r>
+    </w:p>
+    <w:p>
+      <w:pPr>
+        <w:rPr>
+          <w:rFonts w:ascii="Arial" w:hAnsi="Arial" w:cs="Arial"/>
+          <w:lang w:val="en-CA"/>
+        </w:rPr>
+      </w:pPr>
+      <w:r>
+        <w:rPr>
+          <w:rFonts w:ascii="Arial" w:hAnsi="Arial" w:cs="Arial"/>
+          <w:lang w:val="en-CA"/>
+        </w:rPr>
+        <w:t>- Created a basic frontend skeleton for resume management.</w:t>
+      </w:r>
+    </w:p>
+    <w:p>
+      <w:pPr>
+        <w:rPr>
+          <w:rFonts w:ascii="Arial" w:hAnsi="Arial" w:cs="Arial"/>
+          <w:lang w:val="en-CA"/>
+        </w:rPr>
+      </w:pPr>
+      <w:r>
+        <w:rPr>
+          <w:rFonts w:ascii="Arial" w:hAnsi="Arial" w:cs="Arial"/>
+          <w:lang w:val="en-CA"/>
+        </w:rPr>
+        <w:t>- Created a Django test skeleton for API endpoints.</w:t>
+      </w:r>
+    </w:p>
+    <w:p>
+      <w:pPr>
+        <w:rPr>
+          <w:rFonts w:ascii="Arial" w:hAnsi="Arial" w:cs="Arial"/>
+          <w:lang w:val="en-CA"/>
+        </w:rPr>
+      </w:pPr>
+      <w:r>
+        <w:rPr>
+          <w:rFonts w:ascii="Arial" w:hAnsi="Arial" w:cs="Arial"/>
+          <w:lang w:val="en-CA"/>
+        </w:rPr>
+        <w:t>- Initialized Task Master for task management.</w:t>
+      </w:r>
+    </w:p>
+    <w:p>
+      <w:pPr>
+        <w:rPr>
+          <w:rFonts w:ascii="Arial" w:hAnsi="Arial" w:cs="Arial"/>
+          <w:lang w:val="en-CA"/>
+        </w:rPr>
+      </w:pPr>
+      <w:r>
+        <w:rPr>
+          <w:rFonts w:ascii="Arial" w:hAnsi="Arial" w:cs="Arial"/>
+          <w:lang w:val="en-CA"/>
+        </w:rPr>
+        <w:t>- Fixed Django settings (INSTALLED_APPS) for proper test execution.</w:t>
+      </w:r>
+    </w:p>
+    <w:p>
+      <w:pPr>
+        <w:rPr>
+          <w:rFonts w:ascii="Arial" w:hAnsi="Arial" w:cs="Arial"/>
+          <w:lang w:val="en-CA"/>
+        </w:rPr>
+      </w:pPr>
+      <w:r>
+        <w:rPr>
+          <w:rFonts w:ascii="Arial" w:hAnsi="Arial" w:cs="Arial"/>
+          <w:lang w:val="en-CA"/>
+        </w:rPr>
+        <w:t>- Verified and documented the test environment.</w:t>
+      </w:r>
+    </w:p>
+    <w:p>
+      <w:pPr>
+        <w:rPr>
+          <w:rFonts w:ascii="Arial" w:hAnsi="Arial" w:cs="Arial"/>
+        </w:rPr>
+      </w:pPr>
+    </w:p>
+    <w:p>
+      <w:pPr>
+        <w:numPr>
+          <w:ilvl w:val="0"/>
+          <w:numId w:val="28"/>
+        </w:numPr>
+        <w:rPr>
+          <w:rFonts w:ascii="Arial" w:hAnsi="Arial" w:cs="Arial"/>
+          <w:b/>
+          <w:bCs/>
+          <w:lang w:val="en-CA"/>
+        </w:rPr>
+      </w:pPr>
+      <w:r>
+        <w:rPr>
+          <w:rFonts w:ascii="Arial" w:hAnsi="Arial" w:cs="Arial"/>
+          <w:b/>
+          <w:bCs/>
+          <w:lang w:val="en-CA"/>
+        </w:rPr>
         <w:t>Epic 3</w:t>
       </w:r>
     </w:p>
@@ -1755,23 +1915,7 @@
           <w:rFonts w:ascii="Arial" w:hAnsi="Arial" w:cs="Arial"/>
           <w:lang w:val="en-CA"/>
         </w:rPr>
-        <w:t>Epic 3, designated as 'Resume Suggestion Feedback,' is designed to provide AI-driven suggestions for resume improvement and establish feedback loops. This epic directly builds upon the functionalities introduced in Epic 2. The primary documentation for Epic 3 includes `EPIC3_PRD.md`, which outlines the product requirements, and `Epic3_Certification_Roadmap.md`, providing additional context on its development and certification process. Furthermore, `swagger_epic3_</w:t>
-      </w:r>
-      <w:proofErr w:type="gramStart"/>
-      <w:r>
-        <w:rPr>
-          <w:rFonts w:ascii="Arial" w:hAnsi="Arial" w:cs="Arial"/>
-          <w:lang w:val="en-CA"/>
-        </w:rPr>
-        <w:t>certification.yaml</w:t>
-      </w:r>
-      <w:proofErr w:type="gramEnd"/>
-      <w:r>
-        <w:rPr>
-          <w:rFonts w:ascii="Arial" w:hAnsi="Arial" w:cs="Arial"/>
-          <w:lang w:val="en-CA"/>
-        </w:rPr>
-        <w:t xml:space="preserve">` serves as the OpenAPI/Swagger specification for Epic 3, detailing its API endpoints and data models. The core objective of Epic 3 is to enhance the user's resume by offering intelligent suggestions, likely based on job descriptions (potentially leveraging data from Epic 1) and the user's existing resume versions (from Epic 2). </w:t>
+        <w:t xml:space="preserve">Epic 3, designated as 'Resume Suggestion Feedback,' is designed to provide AI-driven suggestions for resume improvement and establish feedback loops. This epic directly builds upon the functionalities introduced in Epic 2. The primary documentation for Epic 3 includes `EPIC3_PRD.md`, which outlines the product requirements, and `Epic3_Certification_Roadmap.md`, providing additional context on its development and certification process. Furthermore, `swagger_epic3_certification.yaml` serves as the OpenAPI/Swagger specification for Epic 3, detailing its API endpoints and data models. The core objective of Epic 3 is to enhance the user's resume by offering intelligent suggestions, likely based on job descriptions (potentially leveraging data from Epic 1) and the user's existing resume versions (from Epic 2). </w:t>
       </w:r>
     </w:p>
     <w:p>
@@ -1785,15 +1929,6 @@
     </w:p>
     <w:p>
       <w:pPr>
-        <w:jc w:val="both"/>
-        <w:rPr>
-          <w:rFonts w:ascii="Arial" w:hAnsi="Arial" w:cs="Arial"/>
-          <w:lang w:val="en-CA"/>
-        </w:rPr>
-      </w:pPr>
-    </w:p>
-    <w:p>
-      <w:pPr>
         <w:rPr>
           <w:rFonts w:ascii="Arial" w:hAnsi="Arial" w:cs="Arial"/>
           <w:lang w:val="en-CA"/>
@@ -1804,7 +1939,6 @@
           <w:rFonts w:ascii="Arial" w:hAnsi="Arial" w:cs="Arial"/>
           <w:lang w:val="en-CA"/>
         </w:rPr>
-        <w:lastRenderedPageBreak/>
         <w:t>1. Complete Features:</w:t>
       </w:r>
     </w:p>
@@ -2090,7 +2224,6 @@
           <w:rFonts w:ascii="Arial" w:hAnsi="Arial" w:cs="Arial"/>
           <w:lang w:val="en-CA"/>
         </w:rPr>
-        <w:lastRenderedPageBreak/>
         <w:t xml:space="preserve">    Solution: An API-first approach, clear UI/UX flow mapping, data model alignment, and strong collaboration between design and development teams are</w:t>
       </w:r>
       <w:r>
@@ -2374,17 +2507,9 @@
           <w:rFonts w:ascii="Arial" w:eastAsiaTheme="majorEastAsia" w:hAnsi="Arial" w:cs="Arial"/>
           <w:color w:val="09090B"/>
         </w:rPr>
-        <w:t>swagger_epic4_</w:t>
+        <w:lastRenderedPageBreak/>
+        <w:t>swagger_epic4_skillgap.yaml</w:t>
       </w:r>
-      <w:proofErr w:type="gramStart"/>
-      <w:r>
-        <w:rPr>
-          <w:rFonts w:ascii="Arial" w:eastAsiaTheme="majorEastAsia" w:hAnsi="Arial" w:cs="Arial"/>
-          <w:color w:val="09090B"/>
-        </w:rPr>
-        <w:t>skillgap.yaml</w:t>
-      </w:r>
-      <w:proofErr w:type="gramEnd"/>
     </w:p>
     <w:p>
       <w:pPr>
@@ -2460,6 +2585,184 @@
         </w:rPr>
         <w:t>Codebase is clean and ready for final enhancements (hybrid API integration in progress).</w:t>
       </w:r>
+    </w:p>
+    <w:p>
+      <w:pPr>
+        <w:pStyle w:val="ListParagraph"/>
+        <w:ind w:left="842"/>
+        <w:rPr>
+          <w:rFonts w:ascii="Arial" w:hAnsi="Arial" w:cs="Arial"/>
+        </w:rPr>
+      </w:pPr>
+    </w:p>
+    <w:p>
+      <w:pPr>
+        <w:pStyle w:val="ListParagraph"/>
+        <w:numPr>
+          <w:ilvl w:val="0"/>
+          <w:numId w:val="31"/>
+        </w:numPr>
+        <w:rPr>
+          <w:rFonts w:ascii="Arial" w:hAnsi="Arial" w:cs="Arial"/>
+        </w:rPr>
+      </w:pPr>
+      <w:r>
+        <w:rPr>
+          <w:rFonts w:ascii="Arial" w:hAnsi="Arial" w:cs="Arial"/>
+          <w:b/>
+          <w:bCs/>
+          <w:lang w:val="en-CA"/>
+        </w:rPr>
+        <w:t xml:space="preserve">Epic </w:t>
+      </w:r>
+      <w:r>
+        <w:rPr>
+          <w:rFonts w:ascii="Arial" w:hAnsi="Arial" w:cs="Arial"/>
+          <w:b/>
+          <w:bCs/>
+          <w:lang w:val="en-CA"/>
+        </w:rPr>
+        <w:t>6</w:t>
+      </w:r>
+    </w:p>
+    <w:p>
+      <w:pPr>
+        <w:rPr>
+          <w:rFonts w:ascii="Arial" w:hAnsi="Arial" w:cs="Arial"/>
+        </w:rPr>
+      </w:pPr>
+      <w:r>
+        <w:rPr>
+          <w:rFonts w:ascii="Arial" w:hAnsi="Arial" w:cs="Arial"/>
+        </w:rPr>
+        <w:t>Company Research &amp; Interview Prep</w:t>
+      </w:r>
+    </w:p>
+    <w:p>
+      <w:pPr>
+        <w:rPr>
+          <w:rFonts w:ascii="Arial" w:hAnsi="Arial" w:cs="Arial"/>
+        </w:rPr>
+      </w:pPr>
+      <w:r>
+        <w:rPr>
+          <w:rFonts w:ascii="Arial" w:hAnsi="Arial" w:cs="Arial"/>
+        </w:rPr>
+        <w:t>- Created a new Django project and app (</w:t>
+      </w:r>
+      <w:proofErr w:type="spellStart"/>
+      <w:r>
+        <w:rPr>
+          <w:rFonts w:ascii="Arial" w:hAnsi="Arial" w:cs="Arial"/>
+        </w:rPr>
+        <w:t>company_research</w:t>
+      </w:r>
+      <w:proofErr w:type="spellEnd"/>
+      <w:r>
+        <w:rPr>
+          <w:rFonts w:ascii="Arial" w:hAnsi="Arial" w:cs="Arial"/>
+        </w:rPr>
+        <w:t xml:space="preserve">, </w:t>
+      </w:r>
+      <w:proofErr w:type="spellStart"/>
+      <w:r>
+        <w:rPr>
+          <w:rFonts w:ascii="Arial" w:hAnsi="Arial" w:cs="Arial"/>
+        </w:rPr>
+        <w:t>api</w:t>
+      </w:r>
+      <w:proofErr w:type="spellEnd"/>
+      <w:r>
+        <w:rPr>
+          <w:rFonts w:ascii="Arial" w:hAnsi="Arial" w:cs="Arial"/>
+        </w:rPr>
+        <w:t>).</w:t>
+      </w:r>
+    </w:p>
+    <w:p>
+      <w:pPr>
+        <w:rPr>
+          <w:rFonts w:ascii="Arial" w:hAnsi="Arial" w:cs="Arial"/>
+        </w:rPr>
+      </w:pPr>
+      <w:r>
+        <w:rPr>
+          <w:rFonts w:ascii="Arial" w:hAnsi="Arial" w:cs="Arial"/>
+        </w:rPr>
+        <w:t>- Generated requirements.txt for Django REST API development.</w:t>
+      </w:r>
+    </w:p>
+    <w:p>
+      <w:pPr>
+        <w:rPr>
+          <w:rFonts w:ascii="Arial" w:hAnsi="Arial" w:cs="Arial"/>
+        </w:rPr>
+      </w:pPr>
+      <w:r>
+        <w:rPr>
+          <w:rFonts w:ascii="Arial" w:hAnsi="Arial" w:cs="Arial"/>
+        </w:rPr>
+        <w:t>- Created README.md with project overview, setup, and structure.</w:t>
+      </w:r>
+    </w:p>
+    <w:p>
+      <w:pPr>
+        <w:rPr>
+          <w:rFonts w:ascii="Arial" w:hAnsi="Arial" w:cs="Arial"/>
+        </w:rPr>
+      </w:pPr>
+      <w:r>
+        <w:rPr>
+          <w:rFonts w:ascii="Arial" w:hAnsi="Arial" w:cs="Arial"/>
+        </w:rPr>
+        <w:t>- Created a basic frontend skeleton (frontend/index.html).</w:t>
+      </w:r>
+    </w:p>
+    <w:p>
+      <w:pPr>
+        <w:rPr>
+          <w:rFonts w:ascii="Arial" w:hAnsi="Arial" w:cs="Arial"/>
+        </w:rPr>
+      </w:pPr>
+      <w:r>
+        <w:rPr>
+          <w:rFonts w:ascii="Arial" w:hAnsi="Arial" w:cs="Arial"/>
+        </w:rPr>
+        <w:t>- Created a Django test skeleton (tests/test_api.py).</w:t>
+      </w:r>
+    </w:p>
+    <w:p>
+      <w:pPr>
+        <w:rPr>
+          <w:rFonts w:ascii="Arial" w:hAnsi="Arial" w:cs="Arial"/>
+        </w:rPr>
+      </w:pPr>
+      <w:r>
+        <w:rPr>
+          <w:rFonts w:ascii="Arial" w:hAnsi="Arial" w:cs="Arial"/>
+        </w:rPr>
+        <w:t>- Initialized Task Master for task management.</w:t>
+      </w:r>
+    </w:p>
+    <w:p>
+      <w:pPr>
+        <w:rPr>
+          <w:rFonts w:ascii="Arial" w:hAnsi="Arial" w:cs="Arial"/>
+        </w:rPr>
+      </w:pPr>
+      <w:r>
+        <w:rPr>
+          <w:rFonts w:ascii="Arial" w:hAnsi="Arial" w:cs="Arial"/>
+        </w:rPr>
+        <w:t>- Ensured all project scaffolding aligns with best practices.</w:t>
+      </w:r>
+    </w:p>
+    <w:p>
+      <w:pPr>
+        <w:rPr>
+          <w:rFonts w:ascii="Arial" w:hAnsi="Arial" w:cs="Arial"/>
+        </w:rPr>
+      </w:pPr>
     </w:p>
     <w:p>
       <w:pPr>
